--- a/docs/user-guides/AEE-and-Field-Inspector-Guide.docx
+++ b/docs/user-guides/AEE-and-Field-Inspector-Guide.docx
@@ -49,7 +49,7 @@
           <w:sz w:val="21"/>
           <w:szCs w:val="21"/>
         </w:rPr>
-        <w:t xml:space="preserve">Version 1.0 · October 2026 · for recording work on site with your phone</w:t>
+        <w:t xml:space="preserve">Version 1.1 · October 2026 · for recording work on site with your phone</w:t>
       </w:r>
     </w:p>
     <w:p>
@@ -798,7 +798,7 @@
           <wp:inline distT="0" distB="0" distL="0" distR="0">
             <wp:extent cx="2194560" cy="2400300"/>
             <wp:effectExtent t="0" r="0" b="0" l="0"/>
-            <wp:docPr id="8" name="login.jpg" descr="Sign-in screen" title="Sign-in screen"/>
+            <wp:docPr id="9" name="login.jpg" descr="Sign-in screen" title="Sign-in screen"/>
             <wp:cNvGraphicFramePr>
               <a:graphicFrameLocks xmlns:a="http://schemas.openxmlformats.org/drawingml/2006/main" noChangeAspect="1"/>
             </wp:cNvGraphicFramePr>
@@ -956,7 +956,7 @@
         <w:t xml:space="preserve">photos</w:t>
       </w:r>
       <w:r>
-        <w:t xml:space="preserve">, a short note if useful, and </w:t>
+        <w:t xml:space="preserve"> if useful, a short note, and </w:t>
       </w:r>
       <w:r>
         <w:rPr>
@@ -980,7 +980,7 @@
           <wp:inline distT="0" distB="0" distL="0" distR="0">
             <wp:extent cx="5669280" cy="4248150"/>
             <wp:effectExtent t="0" r="0" b="0" l="0"/>
-            <wp:docPr id="9" name="pick-pipes.jpg" descr="Picking the pipe reaches along a road" title="Picking the pipe reaches along a road"/>
+            <wp:docPr id="10" name="pick-pipes.jpg" descr="Picking the pipe reaches along a road" title="Picking the pipe reaches along a road"/>
             <wp:cNvGraphicFramePr>
               <a:graphicFrameLocks xmlns:a="http://schemas.openxmlformats.org/drawingml/2006/main" noChangeAspect="1"/>
             </wp:cNvGraphicFramePr>
@@ -1032,6 +1032,24 @@
         <w:t xml:space="preserve">Picking the pipe reaches along a road</w:t>
       </w:r>
     </w:p>
+    <w:p>
+      <w:pPr>
+        <w:spacing w:after="120"/>
+      </w:pPr>
+      <w:r>
+        <w:t xml:space="preserve">Pipes outside the ward outlines on the map can be picked like any other: the stretch goes to the </w:t>
+      </w:r>
+      <w:r>
+        <w:rPr>
+          <w:b/>
+          <w:bCs/>
+        </w:rPr>
+        <w:t xml:space="preserve">nearest ward</w:t>
+      </w:r>
+      <w:r>
+        <w:t xml:space="preserve">, marked "(outside ward boundary)".</w:t>
+      </w:r>
+    </w:p>
     <w:tbl>
       <w:tblPr>
         <w:tblW w:type="dxa" w:w="9638"/>
@@ -1428,7 +1446,7 @@
                 <w:sz w:val="19"/>
                 <w:szCs w:val="19"/>
               </w:rPr>
-              <w:t xml:space="preserve">Tap connections broken and restored (14), water pipe leaks (15), drain clogged with gravel (16)</w:t>
+              <w:t xml:space="preserve">Tap connections broken and restored (14), water pipe leakages and leakages fixed (15), drain clogged with gravel (16)</w:t>
             </w:r>
           </w:p>
         </w:tc>
@@ -1513,7 +1531,7 @@
           <wp:inline distT="0" distB="0" distL="0" distR="0">
             <wp:extent cx="5669280" cy="4248150"/>
             <wp:effectExtent t="0" r="0" b="0" l="0"/>
-            <wp:docPr id="10" name="stretch-form-filled.jpg" descr="The status form: tags at the top update as you fill it" title="The status form: tags at the top update as you fill it"/>
+            <wp:docPr id="11" name="stretch-form-filled.jpg" descr="The status form: tags at the top update as you fill it" title="The status form: tags at the top update as you fill it"/>
             <wp:cNvGraphicFramePr>
               <a:graphicFrameLocks xmlns:a="http://schemas.openxmlformats.org/drawingml/2006/main" noChangeAspect="1"/>
             </wp:cNvGraphicFramePr>
@@ -1583,7 +1601,7 @@
         <w:t xml:space="preserve">Photos.  </w:t>
       </w:r>
       <w:r>
-        <w:t xml:space="preserve">A photo is required when you mark the CC road restored and when you report new damage (taps, leaks, clogged drain, stagnation, potholes, not motorable). Save stays grey until you add one.</w:t>
+        <w:t xml:space="preserve">A photo is required only when you mark the CC road restored: Save stays grey until you add one. For damage and other updates a photo is optional, but add one when you can.</w:t>
       </w:r>
     </w:p>
     <w:p>
@@ -1647,7 +1665,17 @@
         <w:t xml:space="preserve">Update status</w:t>
       </w:r>
       <w:r>
-        <w:t xml:space="preserve">, change only what is different today, add a photo, </w:t>
+        <w:t xml:space="preserve">, change only what is different today (e.g. </w:t>
+      </w:r>
+      <w:r>
+        <w:rPr>
+          <w:b/>
+          <w:bCs/>
+        </w:rPr>
+        <w:t xml:space="preserve">Leakages fixed +</w:t>
+      </w:r>
+      <w:r>
+        <w:t xml:space="preserve"> when a leak is repaired), add a photo if useful, </w:t>
       </w:r>
       <w:r>
         <w:rPr>
@@ -1694,7 +1722,7 @@
           <wp:inline distT="0" distB="0" distL="0" distR="0">
             <wp:extent cx="2377440" cy="5143500"/>
             <wp:effectExtent t="0" r="0" b="0" l="0"/>
-            <wp:docPr id="11" name="phone-stretch.jpg" descr="A stretch opened on the phone (sample data)" title="A stretch opened on the phone (sample data)"/>
+            <wp:docPr id="12" name="phone-stretch.jpg" descr="A stretch opened on the phone (sample data)" title="A stretch opened on the phone (sample data)"/>
             <wp:cNvGraphicFramePr>
               <a:graphicFrameLocks xmlns:a="http://schemas.openxmlformats.org/drawingml/2006/main" noChangeAspect="1"/>
             </wp:cNvGraphicFramePr>
@@ -1776,7 +1804,17 @@
         <w:t xml:space="preserve">green</w:t>
       </w:r>
       <w:r>
-        <w:t xml:space="preserve"> only after approval.</w:t>
+        <w:t xml:space="preserve"> only after approval. If it is rejected, correct the work, then </w:t>
+      </w:r>
+      <w:r>
+        <w:rPr>
+          <w:b/>
+          <w:bCs/>
+        </w:rPr>
+        <w:t xml:space="preserve">Update status</w:t>
+      </w:r>
+      <w:r>
+        <w:t xml:space="preserve"> with a new photo to send it again.</w:t>
       </w:r>
     </w:p>
     <w:p>
@@ -1856,7 +1894,7 @@
         <w:t xml:space="preserve">Next</w:t>
       </w:r>
       <w:r>
-        <w:t xml:space="preserve"> → set only what changed (for example "Back-filled" on five lanes). Each stretch still gets its own history entry. Record restoration and damage one stretch at a time, because they need a photo each.</w:t>
+        <w:t xml:space="preserve"> → set only what changed (for example "Back-filled" on five lanes). Each stretch still gets its own history entry. Record CC restoration one stretch at a time, because each needs a photo.</w:t>
       </w:r>
     </w:p>
     <w:p>
@@ -1878,7 +1916,7 @@
         <w:spacing w:after="60"/>
       </w:pPr>
       <w:r>
-        <w:t xml:space="preserve">Damage you tick on a stretch opens an </w:t>
+        <w:t xml:space="preserve">Damage you record on a stretch opens an </w:t>
       </w:r>
       <w:r>
         <w:rPr>
@@ -1888,7 +1926,7 @@
         <w:t xml:space="preserve">issue</w:t>
       </w:r>
       <w:r>
-        <w:t xml:space="preserve"> automatically. Clearing it on the stretch closes the issue.</w:t>
+        <w:t xml:space="preserve"> automatically. Recording it fixed (taps restored, leakages fixed, drain cleared…) closes the issue.</w:t>
       </w:r>
     </w:p>
     <w:p>
@@ -1911,7 +1949,17 @@
         <w:t xml:space="preserve">Report issue</w:t>
       </w:r>
       <w:r>
-        <w:t xml:space="preserve">, tap the spot, choose the problem, add a photo.</w:t>
+        <w:t xml:space="preserve">, tap the spot, choose the problem, write the </w:t>
+      </w:r>
+      <w:r>
+        <w:rPr>
+          <w:b/>
+          <w:bCs/>
+        </w:rPr>
+        <w:t xml:space="preserve">remark</w:t>
+      </w:r>
+      <w:r>
+        <w:t xml:space="preserve"> (required) and add a photo if you can.</w:t>
       </w:r>
     </w:p>
     <w:p>
@@ -1934,7 +1982,17 @@
         <w:t xml:space="preserve">Issues</w:t>
       </w:r>
       <w:r>
-        <w:t xml:space="preserve"> page: </w:t>
+        <w:t xml:space="preserve"> page: filter by zone, </w:t>
+      </w:r>
+      <w:r>
+        <w:rPr>
+          <w:b/>
+          <w:bCs/>
+        </w:rPr>
+        <w:t xml:space="preserve">ward</w:t>
+      </w:r>
+      <w:r>
+        <w:t xml:space="preserve">, kind, severity or status; </w:t>
       </w:r>
       <w:r>
         <w:rPr>
@@ -1944,7 +2002,7 @@
         <w:t xml:space="preserve">Assign</w:t>
       </w:r>
       <w:r>
-        <w:t xml:space="preserve"> it to the contractor with a due date; when fixed, </w:t>
+        <w:t xml:space="preserve"> an issue to the contractor with a due date; when fixed, </w:t>
       </w:r>
       <w:r>
         <w:rPr>
@@ -1954,7 +2012,7 @@
         <w:t xml:space="preserve">Mark resolved</w:t>
       </w:r>
       <w:r>
-        <w:t xml:space="preserve"> with a note and a photo of the fix.</w:t>
+        <w:t xml:space="preserve"> with a note (and a photo of the fix if you can).</w:t>
       </w:r>
     </w:p>
     <w:p>
@@ -2325,7 +2383,27 @@
         <w:t xml:space="preserve">No signal:</w:t>
       </w:r>
       <w:r>
-        <w:t xml:space="preserve"> save as usual. The app keeps the update and its photos on your phone ("1 waiting to send" at the top) and sends them when the signal returns. Do not clear the browser's data meanwhile.</w:t>
+        <w:t xml:space="preserve"> the app opens with the last data you saw; save as usual. The update and its photos wait on your phone ("1 waiting to send" at the top; tap it to see them) and are sent once, when the signal returns, under your name. Do not clear the browser's data meanwhile. "Not accepted": tap it to read why, then </w:t>
+      </w:r>
+      <w:r>
+        <w:rPr>
+          <w:b/>
+          <w:bCs/>
+        </w:rPr>
+        <w:t xml:space="preserve">Try again</w:t>
+      </w:r>
+      <w:r>
+        <w:t xml:space="preserve"> or </w:t>
+      </w:r>
+      <w:r>
+        <w:rPr>
+          <w:b/>
+          <w:bCs/>
+        </w:rPr>
+        <w:t xml:space="preserve">Discard</w:t>
+      </w:r>
+      <w:r>
+        <w:t xml:space="preserve">.</w:t>
       </w:r>
     </w:p>
     <w:p>
@@ -2428,7 +2506,7 @@
           <wp:inline distT="0" distB="0" distL="0" distR="0">
             <wp:extent cx="2194560" cy="4752975"/>
             <wp:effectExtent t="0" r="0" b="0" l="0"/>
-            <wp:docPr id="12" name="phone-menu.jpg" descr="Menu (tap your initial). Shown here for the Commissioner; yours has no Users page." title="Menu (tap your initial). Shown here for the Commissioner; yours has no Users page."/>
+            <wp:docPr id="13" name="phone-menu.jpg" descr="Menu (tap your initial). Shown here for the Commissioner; yours has no Users page." title="Menu (tap your initial). Shown here for the Commissioner; yours has no Users page."/>
             <wp:cNvGraphicFramePr>
               <a:graphicFrameLocks xmlns:a="http://schemas.openxmlformats.org/drawingml/2006/main" noChangeAspect="1"/>
             </wp:cNvGraphicFramePr>

--- a/docs/user-guides/AEE-and-Field-Inspector-Guide.docx
+++ b/docs/user-guides/AEE-and-Field-Inspector-Guide.docx
@@ -32,7 +32,7 @@
           <w:sz w:val="48"/>
           <w:szCs w:val="48"/>
         </w:rPr>
-        <w:t xml:space="preserve">AEE and Field Inspector Guide</w:t>
+        <w:t xml:space="preserve">AEE, Field Inspector and Contracting Assistants Guide</w:t>
       </w:r>
     </w:p>
     <w:p>
@@ -49,7 +49,7 @@
           <w:sz w:val="21"/>
           <w:szCs w:val="21"/>
         </w:rPr>
-        <w:t xml:space="preserve">Version 1.1 · October 2026 · for recording work on site with your phone</w:t>
+        <w:t xml:space="preserve">Version 1.2 · October 2026 · for recording work on site with your phone</w:t>
       </w:r>
     </w:p>
     <w:p>
@@ -57,7 +57,7 @@
         <w:spacing w:after="120"/>
       </w:pPr>
       <w:r>
-        <w:t xml:space="preserve">You record what you see on each road. Every save keeps your name, the time, your phone's GPS position and your photos, and the Commissioner sees it at once. Both of you can work in all 22 wards.</w:t>
+        <w:t xml:space="preserve">You record what you see on each road. Every save keeps your name, the time, your phone's GPS position and your photos, and the Commissioner sees it at once. All of you can work in all 22 wards; contracting assistants record exactly like the Field Inspector.</w:t>
       </w:r>
     </w:p>
     <w:p>
@@ -657,6 +657,433 @@
     </w:p>
     <w:p>
       <w:pPr>
+        <w:pStyle w:val="Heading3"/>
+        <w:keepNext/>
+      </w:pPr>
+      <w:r>
+        <w:t xml:space="preserve">Contracting assistants</w:t>
+      </w:r>
+    </w:p>
+    <w:tbl>
+      <w:tblPr>
+        <w:tblW w:type="dxa" w:w="9638"/>
+        <w:tblBorders>
+          <w:top w:val="single" w:color="auto" w:sz="4"/>
+          <w:left w:val="single" w:color="auto" w:sz="4"/>
+          <w:bottom w:val="single" w:color="auto" w:sz="4"/>
+          <w:right w:val="single" w:color="auto" w:sz="4"/>
+          <w:insideH w:val="single" w:color="auto" w:sz="4"/>
+          <w:insideV w:val="single" w:color="auto" w:sz="4"/>
+        </w:tblBorders>
+        <w:tblLayout w:type="fixed"/>
+      </w:tblPr>
+      <w:tblGrid>
+        <w:gridCol w:w="2891"/>
+        <w:gridCol w:w="3855"/>
+        <w:gridCol w:w="2892"/>
+      </w:tblGrid>
+      <w:tr>
+        <w:trPr>
+          <w:tblHeader/>
+        </w:trPr>
+        <w:tc>
+          <w:tcPr>
+            <w:tcW w:type="dxa" w:w="2891"/>
+            <w:tcBorders>
+              <w:top w:val="single" w:color="CBD5E1" w:sz="4"/>
+              <w:left w:val="single" w:color="CBD5E1" w:sz="4"/>
+              <w:bottom w:val="single" w:color="CBD5E1" w:sz="4"/>
+              <w:right w:val="single" w:color="CBD5E1" w:sz="4"/>
+            </w:tcBorders>
+            <w:shd w:fill="E2E8F0" w:color="auto" w:val="clear"/>
+            <w:tcMar>
+              <w:top w:type="dxa" w:w="60"/>
+              <w:left w:type="dxa" w:w="100"/>
+              <w:bottom w:type="dxa" w:w="60"/>
+              <w:right w:type="dxa" w:w="100"/>
+            </w:tcMar>
+          </w:tcPr>
+          <w:p>
+            <w:pPr>
+              <w:spacing w:after="0"/>
+            </w:pPr>
+            <w:r>
+              <w:rPr>
+                <w:b/>
+                <w:bCs/>
+                <w:sz w:val="19"/>
+                <w:szCs w:val="19"/>
+              </w:rPr>
+              <w:t xml:space="preserve">Person</w:t>
+            </w:r>
+          </w:p>
+        </w:tc>
+        <w:tc>
+          <w:tcPr>
+            <w:tcW w:type="dxa" w:w="3855"/>
+            <w:tcBorders>
+              <w:top w:val="single" w:color="CBD5E1" w:sz="4"/>
+              <w:left w:val="single" w:color="CBD5E1" w:sz="4"/>
+              <w:bottom w:val="single" w:color="CBD5E1" w:sz="4"/>
+              <w:right w:val="single" w:color="CBD5E1" w:sz="4"/>
+            </w:tcBorders>
+            <w:shd w:fill="E2E8F0" w:color="auto" w:val="clear"/>
+            <w:tcMar>
+              <w:top w:type="dxa" w:w="60"/>
+              <w:left w:type="dxa" w:w="100"/>
+              <w:bottom w:type="dxa" w:w="60"/>
+              <w:right w:type="dxa" w:w="100"/>
+            </w:tcMar>
+          </w:tcPr>
+          <w:p>
+            <w:pPr>
+              <w:spacing w:after="0"/>
+            </w:pPr>
+            <w:r>
+              <w:rPr>
+                <w:b/>
+                <w:bCs/>
+                <w:sz w:val="19"/>
+                <w:szCs w:val="19"/>
+              </w:rPr>
+              <w:t xml:space="preserve">Email (sign-in name)</w:t>
+            </w:r>
+          </w:p>
+        </w:tc>
+        <w:tc>
+          <w:tcPr>
+            <w:tcW w:type="dxa" w:w="2892"/>
+            <w:tcBorders>
+              <w:top w:val="single" w:color="CBD5E1" w:sz="4"/>
+              <w:left w:val="single" w:color="CBD5E1" w:sz="4"/>
+              <w:bottom w:val="single" w:color="CBD5E1" w:sz="4"/>
+              <w:right w:val="single" w:color="CBD5E1" w:sz="4"/>
+            </w:tcBorders>
+            <w:shd w:fill="E2E8F0" w:color="auto" w:val="clear"/>
+            <w:tcMar>
+              <w:top w:type="dxa" w:w="60"/>
+              <w:left w:type="dxa" w:w="100"/>
+              <w:bottom w:type="dxa" w:w="60"/>
+              <w:right w:type="dxa" w:w="100"/>
+            </w:tcMar>
+          </w:tcPr>
+          <w:p>
+            <w:pPr>
+              <w:spacing w:after="0"/>
+            </w:pPr>
+            <w:r>
+              <w:rPr>
+                <w:b/>
+                <w:bCs/>
+                <w:sz w:val="19"/>
+                <w:szCs w:val="19"/>
+              </w:rPr>
+              <w:t xml:space="preserve">One-time password</w:t>
+            </w:r>
+          </w:p>
+        </w:tc>
+      </w:tr>
+      <w:tr>
+        <w:trPr>
+          <w:cantSplit/>
+        </w:trPr>
+        <w:tc>
+          <w:tcPr>
+            <w:tcW w:type="dxa" w:w="2891"/>
+            <w:tcBorders>
+              <w:top w:val="single" w:color="CBD5E1" w:sz="4"/>
+              <w:left w:val="single" w:color="CBD5E1" w:sz="4"/>
+              <w:bottom w:val="single" w:color="CBD5E1" w:sz="4"/>
+              <w:right w:val="single" w:color="CBD5E1" w:sz="4"/>
+            </w:tcBorders>
+            <w:tcMar>
+              <w:top w:type="dxa" w:w="60"/>
+              <w:left w:type="dxa" w:w="100"/>
+              <w:bottom w:type="dxa" w:w="60"/>
+              <w:right w:type="dxa" w:w="100"/>
+            </w:tcMar>
+          </w:tcPr>
+          <w:p>
+            <w:pPr>
+              <w:spacing w:after="0"/>
+            </w:pPr>
+            <w:r>
+              <w:rPr>
+                <w:sz w:val="19"/>
+                <w:szCs w:val="19"/>
+              </w:rPr>
+              <w:t xml:space="preserve">Contracting Assistant 1</w:t>
+            </w:r>
+          </w:p>
+        </w:tc>
+        <w:tc>
+          <w:tcPr>
+            <w:tcW w:type="dxa" w:w="3855"/>
+            <w:tcBorders>
+              <w:top w:val="single" w:color="CBD5E1" w:sz="4"/>
+              <w:left w:val="single" w:color="CBD5E1" w:sz="4"/>
+              <w:bottom w:val="single" w:color="CBD5E1" w:sz="4"/>
+              <w:right w:val="single" w:color="CBD5E1" w:sz="4"/>
+            </w:tcBorders>
+            <w:tcMar>
+              <w:top w:type="dxa" w:w="60"/>
+              <w:left w:type="dxa" w:w="100"/>
+              <w:bottom w:type="dxa" w:w="60"/>
+              <w:right w:type="dxa" w:w="100"/>
+            </w:tcMar>
+          </w:tcPr>
+          <w:p>
+            <w:pPr>
+              <w:spacing w:after="0"/>
+            </w:pPr>
+            <w:r>
+              <w:rPr>
+                <w:sz w:val="19"/>
+                <w:szCs w:val="19"/>
+              </w:rPr>
+              <w:t xml:space="preserve">assistant1@madhira.local</w:t>
+            </w:r>
+          </w:p>
+        </w:tc>
+        <w:tc>
+          <w:tcPr>
+            <w:tcW w:type="dxa" w:w="2892"/>
+            <w:tcBorders>
+              <w:top w:val="single" w:color="CBD5E1" w:sz="4"/>
+              <w:left w:val="single" w:color="CBD5E1" w:sz="4"/>
+              <w:bottom w:val="single" w:color="CBD5E1" w:sz="4"/>
+              <w:right w:val="single" w:color="CBD5E1" w:sz="4"/>
+            </w:tcBorders>
+            <w:tcMar>
+              <w:top w:type="dxa" w:w="60"/>
+              <w:left w:type="dxa" w:w="100"/>
+              <w:bottom w:type="dxa" w:w="60"/>
+              <w:right w:type="dxa" w:w="100"/>
+            </w:tcMar>
+          </w:tcPr>
+          <w:p>
+            <w:pPr>
+              <w:spacing w:after="0"/>
+            </w:pPr>
+            <w:r>
+              <w:rPr>
+                <w:rFonts w:ascii="Consolas" w:cs="Consolas" w:eastAsia="Consolas" w:hAnsi="Consolas"/>
+                <w:color w:val="0F172A"/>
+                <w:sz w:val="19"/>
+                <w:szCs w:val="19"/>
+                <w:shd w:fill="EEF2F6" w:color="auto" w:val="clear"/>
+              </w:rPr>
+              <w:t xml:space="preserve">Asst-og5c-WN6E-41</w:t>
+            </w:r>
+          </w:p>
+        </w:tc>
+      </w:tr>
+      <w:tr>
+        <w:trPr>
+          <w:cantSplit/>
+        </w:trPr>
+        <w:tc>
+          <w:tcPr>
+            <w:tcW w:type="dxa" w:w="2891"/>
+            <w:tcBorders>
+              <w:top w:val="single" w:color="CBD5E1" w:sz="4"/>
+              <w:left w:val="single" w:color="CBD5E1" w:sz="4"/>
+              <w:bottom w:val="single" w:color="CBD5E1" w:sz="4"/>
+              <w:right w:val="single" w:color="CBD5E1" w:sz="4"/>
+            </w:tcBorders>
+            <w:tcMar>
+              <w:top w:type="dxa" w:w="60"/>
+              <w:left w:type="dxa" w:w="100"/>
+              <w:bottom w:type="dxa" w:w="60"/>
+              <w:right w:type="dxa" w:w="100"/>
+            </w:tcMar>
+          </w:tcPr>
+          <w:p>
+            <w:pPr>
+              <w:spacing w:after="0"/>
+            </w:pPr>
+            <w:r>
+              <w:rPr>
+                <w:sz w:val="19"/>
+                <w:szCs w:val="19"/>
+              </w:rPr>
+              <w:t xml:space="preserve">Contracting Assistant 2</w:t>
+            </w:r>
+          </w:p>
+        </w:tc>
+        <w:tc>
+          <w:tcPr>
+            <w:tcW w:type="dxa" w:w="3855"/>
+            <w:tcBorders>
+              <w:top w:val="single" w:color="CBD5E1" w:sz="4"/>
+              <w:left w:val="single" w:color="CBD5E1" w:sz="4"/>
+              <w:bottom w:val="single" w:color="CBD5E1" w:sz="4"/>
+              <w:right w:val="single" w:color="CBD5E1" w:sz="4"/>
+            </w:tcBorders>
+            <w:tcMar>
+              <w:top w:type="dxa" w:w="60"/>
+              <w:left w:type="dxa" w:w="100"/>
+              <w:bottom w:type="dxa" w:w="60"/>
+              <w:right w:type="dxa" w:w="100"/>
+            </w:tcMar>
+          </w:tcPr>
+          <w:p>
+            <w:pPr>
+              <w:spacing w:after="0"/>
+            </w:pPr>
+            <w:r>
+              <w:rPr>
+                <w:sz w:val="19"/>
+                <w:szCs w:val="19"/>
+              </w:rPr>
+              <w:t xml:space="preserve">assistant2@madhira.local</w:t>
+            </w:r>
+          </w:p>
+        </w:tc>
+        <w:tc>
+          <w:tcPr>
+            <w:tcW w:type="dxa" w:w="2892"/>
+            <w:tcBorders>
+              <w:top w:val="single" w:color="CBD5E1" w:sz="4"/>
+              <w:left w:val="single" w:color="CBD5E1" w:sz="4"/>
+              <w:bottom w:val="single" w:color="CBD5E1" w:sz="4"/>
+              <w:right w:val="single" w:color="CBD5E1" w:sz="4"/>
+            </w:tcBorders>
+            <w:tcMar>
+              <w:top w:type="dxa" w:w="60"/>
+              <w:left w:type="dxa" w:w="100"/>
+              <w:bottom w:type="dxa" w:w="60"/>
+              <w:right w:type="dxa" w:w="100"/>
+            </w:tcMar>
+          </w:tcPr>
+          <w:p>
+            <w:pPr>
+              <w:spacing w:after="0"/>
+            </w:pPr>
+            <w:r>
+              <w:rPr>
+                <w:rFonts w:ascii="Consolas" w:cs="Consolas" w:eastAsia="Consolas" w:hAnsi="Consolas"/>
+                <w:color w:val="0F172A"/>
+                <w:sz w:val="19"/>
+                <w:szCs w:val="19"/>
+                <w:shd w:fill="EEF2F6" w:color="auto" w:val="clear"/>
+              </w:rPr>
+              <w:t xml:space="preserve">Asst-HBNR-NC6F-12</w:t>
+            </w:r>
+          </w:p>
+        </w:tc>
+      </w:tr>
+      <w:tr>
+        <w:trPr>
+          <w:cantSplit/>
+        </w:trPr>
+        <w:tc>
+          <w:tcPr>
+            <w:tcW w:type="dxa" w:w="2891"/>
+            <w:tcBorders>
+              <w:top w:val="single" w:color="CBD5E1" w:sz="4"/>
+              <w:left w:val="single" w:color="CBD5E1" w:sz="4"/>
+              <w:bottom w:val="single" w:color="CBD5E1" w:sz="4"/>
+              <w:right w:val="single" w:color="CBD5E1" w:sz="4"/>
+            </w:tcBorders>
+            <w:tcMar>
+              <w:top w:type="dxa" w:w="60"/>
+              <w:left w:type="dxa" w:w="100"/>
+              <w:bottom w:type="dxa" w:w="60"/>
+              <w:right w:type="dxa" w:w="100"/>
+            </w:tcMar>
+          </w:tcPr>
+          <w:p>
+            <w:pPr>
+              <w:spacing w:after="0"/>
+            </w:pPr>
+            <w:r>
+              <w:rPr>
+                <w:sz w:val="19"/>
+                <w:szCs w:val="19"/>
+              </w:rPr>
+              <w:t xml:space="preserve">Contracting Assistant 3</w:t>
+            </w:r>
+          </w:p>
+        </w:tc>
+        <w:tc>
+          <w:tcPr>
+            <w:tcW w:type="dxa" w:w="3855"/>
+            <w:tcBorders>
+              <w:top w:val="single" w:color="CBD5E1" w:sz="4"/>
+              <w:left w:val="single" w:color="CBD5E1" w:sz="4"/>
+              <w:bottom w:val="single" w:color="CBD5E1" w:sz="4"/>
+              <w:right w:val="single" w:color="CBD5E1" w:sz="4"/>
+            </w:tcBorders>
+            <w:tcMar>
+              <w:top w:type="dxa" w:w="60"/>
+              <w:left w:type="dxa" w:w="100"/>
+              <w:bottom w:type="dxa" w:w="60"/>
+              <w:right w:type="dxa" w:w="100"/>
+            </w:tcMar>
+          </w:tcPr>
+          <w:p>
+            <w:pPr>
+              <w:spacing w:after="0"/>
+            </w:pPr>
+            <w:r>
+              <w:rPr>
+                <w:sz w:val="19"/>
+                <w:szCs w:val="19"/>
+              </w:rPr>
+              <w:t xml:space="preserve">assistant3@madhira.local</w:t>
+            </w:r>
+          </w:p>
+        </w:tc>
+        <w:tc>
+          <w:tcPr>
+            <w:tcW w:type="dxa" w:w="2892"/>
+            <w:tcBorders>
+              <w:top w:val="single" w:color="CBD5E1" w:sz="4"/>
+              <w:left w:val="single" w:color="CBD5E1" w:sz="4"/>
+              <w:bottom w:val="single" w:color="CBD5E1" w:sz="4"/>
+              <w:right w:val="single" w:color="CBD5E1" w:sz="4"/>
+            </w:tcBorders>
+            <w:tcMar>
+              <w:top w:type="dxa" w:w="60"/>
+              <w:left w:type="dxa" w:w="100"/>
+              <w:bottom w:type="dxa" w:w="60"/>
+              <w:right w:type="dxa" w:w="100"/>
+            </w:tcMar>
+          </w:tcPr>
+          <w:p>
+            <w:pPr>
+              <w:spacing w:after="0"/>
+            </w:pPr>
+            <w:r>
+              <w:rPr>
+                <w:rFonts w:ascii="Consolas" w:cs="Consolas" w:eastAsia="Consolas" w:hAnsi="Consolas"/>
+                <w:color w:val="0F172A"/>
+                <w:sz w:val="19"/>
+                <w:szCs w:val="19"/>
+                <w:shd w:fill="EEF2F6" w:color="auto" w:val="clear"/>
+              </w:rPr>
+              <w:t xml:space="preserve">Asst-wJmF-KEGQ-84</w:t>
+            </w:r>
+          </w:p>
+        </w:tc>
+      </w:tr>
+    </w:tbl>
+    <w:p>
+      <w:pPr>
+        <w:spacing w:after="120"/>
+      </w:pPr>
+    </w:p>
+    <w:p>
+      <w:pPr>
+        <w:spacing w:after="120"/>
+      </w:pPr>
+      <w:r>
+        <w:t xml:space="preserve">Web address: given by your IT team.</w:t>
+      </w:r>
+    </w:p>
+    <w:p>
+      <w:pPr>
         <w:pBdr>
           <w:left w:val="single" w:color="B45309" w:sz="24" w:space="8"/>
         </w:pBdr>
@@ -798,7 +1225,7 @@
           <wp:inline distT="0" distB="0" distL="0" distR="0">
             <wp:extent cx="2194560" cy="2400300"/>
             <wp:effectExtent t="0" r="0" b="0" l="0"/>
-            <wp:docPr id="9" name="login.jpg" descr="Sign-in screen" title="Sign-in screen"/>
+            <wp:docPr id="10" name="login.jpg" descr="Sign-in screen" title="Sign-in screen"/>
             <wp:cNvGraphicFramePr>
               <a:graphicFrameLocks xmlns:a="http://schemas.openxmlformats.org/drawingml/2006/main" noChangeAspect="1"/>
             </wp:cNvGraphicFramePr>
@@ -980,7 +1407,7 @@
           <wp:inline distT="0" distB="0" distL="0" distR="0">
             <wp:extent cx="5669280" cy="4248150"/>
             <wp:effectExtent t="0" r="0" b="0" l="0"/>
-            <wp:docPr id="10" name="pick-pipes.jpg" descr="Picking the pipe reaches along a road" title="Picking the pipe reaches along a road"/>
+            <wp:docPr id="11" name="pick-pipes.jpg" descr="Picking the pipe reaches along a road" title="Picking the pipe reaches along a road"/>
             <wp:cNvGraphicFramePr>
               <a:graphicFrameLocks xmlns:a="http://schemas.openxmlformats.org/drawingml/2006/main" noChangeAspect="1"/>
             </wp:cNvGraphicFramePr>
@@ -1531,7 +1958,7 @@
           <wp:inline distT="0" distB="0" distL="0" distR="0">
             <wp:extent cx="5669280" cy="4248150"/>
             <wp:effectExtent t="0" r="0" b="0" l="0"/>
-            <wp:docPr id="11" name="stretch-form-filled.jpg" descr="The status form: tags at the top update as you fill it" title="The status form: tags at the top update as you fill it"/>
+            <wp:docPr id="12" name="stretch-form-filled.jpg" descr="The status form: tags at the top update as you fill it" title="The status form: tags at the top update as you fill it"/>
             <wp:cNvGraphicFramePr>
               <a:graphicFrameLocks xmlns:a="http://schemas.openxmlformats.org/drawingml/2006/main" noChangeAspect="1"/>
             </wp:cNvGraphicFramePr>
@@ -1722,7 +2149,7 @@
           <wp:inline distT="0" distB="0" distL="0" distR="0">
             <wp:extent cx="2377440" cy="5143500"/>
             <wp:effectExtent t="0" r="0" b="0" l="0"/>
-            <wp:docPr id="12" name="phone-stretch.jpg" descr="A stretch opened on the phone (sample data)" title="A stretch opened on the phone (sample data)"/>
+            <wp:docPr id="13" name="phone-stretch.jpg" descr="A stretch opened on the phone (sample data)" title="A stretch opened on the phone (sample data)"/>
             <wp:cNvGraphicFramePr>
               <a:graphicFrameLocks xmlns:a="http://schemas.openxmlformats.org/drawingml/2006/main" noChangeAspect="1"/>
             </wp:cNvGraphicFramePr>
@@ -1949,7 +2376,27 @@
         <w:t xml:space="preserve">Report issue</w:t>
       </w:r>
       <w:r>
-        <w:t xml:space="preserve">, tap the spot, choose the problem, write the </w:t>
+        <w:t xml:space="preserve">, tap the spot, choose the problem (including </w:t>
+      </w:r>
+      <w:r>
+        <w:rPr>
+          <w:b/>
+          <w:bCs/>
+        </w:rPr>
+        <w:t xml:space="preserve">Drain damaged</w:t>
+      </w:r>
+      <w:r>
+        <w:t xml:space="preserve"> and </w:t>
+      </w:r>
+      <w:r>
+        <w:rPr>
+          <w:b/>
+          <w:bCs/>
+        </w:rPr>
+        <w:t xml:space="preserve">Culvert broken / damaged</w:t>
+      </w:r>
+      <w:r>
+        <w:t xml:space="preserve">), write the </w:t>
       </w:r>
       <w:r>
         <w:rPr>
@@ -2433,7 +2880,37 @@
         <w:t xml:space="preserve">Log labour</w:t>
       </w:r>
       <w:r>
-        <w:t xml:space="preserve">: date, ward, number of labourers and machines. One entry per ward per day; saving again replaces it.</w:t>
+        <w:t xml:space="preserve">: date, </w:t>
+      </w:r>
+      <w:r>
+        <w:rPr>
+          <w:b/>
+          <w:bCs/>
+        </w:rPr>
+        <w:t xml:space="preserve">zone</w:t>
+      </w:r>
+      <w:r>
+        <w:t xml:space="preserve">, number of labourers and machines (one entry per zone per day). The </w:t>
+      </w:r>
+      <w:r>
+        <w:rPr>
+          <w:b/>
+          <w:bCs/>
+        </w:rPr>
+        <w:t xml:space="preserve">Labour</w:t>
+      </w:r>
+      <w:r>
+        <w:t xml:space="preserve"> page lists the entries; </w:t>
+      </w:r>
+      <w:r>
+        <w:rPr>
+          <w:b/>
+          <w:bCs/>
+        </w:rPr>
+        <w:t xml:space="preserve">Edit</w:t>
+      </w:r>
+      <w:r>
+        <w:t xml:space="preserve"> corrects your own for 48 hours after saving (the AEE can also correct the others'). After that they are frozen; ask the Commissioner.</w:t>
       </w:r>
     </w:p>
     <w:p>
@@ -2506,7 +2983,7 @@
           <wp:inline distT="0" distB="0" distL="0" distR="0">
             <wp:extent cx="2194560" cy="4752975"/>
             <wp:effectExtent t="0" r="0" b="0" l="0"/>
-            <wp:docPr id="13" name="phone-menu.jpg" descr="Menu (tap your initial). Shown here for the Commissioner; yours has no Users page." title="Menu (tap your initial). Shown here for the Commissioner; yours has no Users page."/>
+            <wp:docPr id="14" name="phone-menu.jpg" descr="Menu (tap your initial). Shown here for the Commissioner; yours has no Users page." title="Menu (tap your initial). Shown here for the Commissioner; yours has no Users page."/>
             <wp:cNvGraphicFramePr>
               <a:graphicFrameLocks xmlns:a="http://schemas.openxmlformats.org/drawingml/2006/main" noChangeAspect="1"/>
             </wp:cNvGraphicFramePr>
@@ -3428,7 +3905,7 @@
         <w:sz w:val="16"/>
         <w:szCs w:val="16"/>
       </w:rPr>
-      <w:t xml:space="preserve">Madhira UGD Tracker · AEE and Field Inspector Guide</w:t>
+      <w:t xml:space="preserve">Madhira UGD Tracker · Field staff guide</w:t>
     </w:r>
   </w:p>
 </w:hdr>
